--- a/ru/wisdom-stories/mihrimah-sultan-and-architect-sinan.docx
+++ b/ru/wisdom-stories/mihrimah-sultan-and-architect-sinan.docx
@@ -3,73 +3,110 @@
 <w:document xmlns:wpc="http://schemas.microsoft.com/office/word/2010/wordprocessingCanvas" xmlns:mo="http://schemas.microsoft.com/office/mac/office/2008/main" xmlns:mc="http://schemas.openxmlformats.org/markup-compatibility/2006" xmlns:mv="urn:schemas-microsoft-com:mac:vml" xmlns:o="urn:schemas-microsoft-com:office:office" xmlns:r="http://schemas.openxmlformats.org/officeDocument/2006/relationships" xmlns:m="http://schemas.openxmlformats.org/officeDocument/2006/math" xmlns:v="urn:schemas-microsoft-com:vml" xmlns:wp14="http://schemas.microsoft.com/office/word/2010/wordprocessingDrawing" xmlns:wp="http://schemas.openxmlformats.org/drawingml/2006/wordprocessingDrawing" xmlns:w10="urn:schemas-microsoft-com:office:word" xmlns:w="http://schemas.openxmlformats.org/wordprocessingml/2006/main" xmlns:w14="http://schemas.microsoft.com/office/word/2010/wordml" xmlns:wpg="http://schemas.microsoft.com/office/word/2010/wordprocessingGroup" xmlns:wpi="http://schemas.microsoft.com/office/word/2010/wordprocessingInk" xmlns:wne="http://schemas.microsoft.com/office/word/2006/wordml" xmlns:wps="http://schemas.microsoft.com/office/word/2010/wordprocessingShape" mc:Ignorable="w14 wp14">
   <w:body>
     <w:p>
+      <w:pPr>
+        <w:pStyle w:val="Title"/>
+      </w:pPr>
       <w:r>
         <w:t>Михримах Султан и архитектор Синан</w:t>
       </w:r>
     </w:p>
     <w:p>
+      <w:pPr/>
       <w:r>
         <w:t>Когда дочери Сулеймана Великолепного, Михримах Султан, исполнилось семнадцать лет, говорят, на её руку претендовали двое. Одним был бейлербей Диярбакыра Рюстем-паша, другим — великий мастер османского зодчества архитектор Синан. Имя «Михримах» персидского происхождения: «михр» значит «солнце», а «мах» — «луна».</w:t>
       </w:r>
     </w:p>
     <w:p>
+      <w:pPr/>
       <w:r>
         <w:t>Султан Сулейман выдал дочь за Рюстема-пашу. Желание уже женатого и приближавшегося к пятидесяти годам архитектора Синана не сбылось. По преданию, он всё же продолжал глубоко любить Михримах Султан.</w:t>
       </w:r>
     </w:p>
     <w:p>
+      <w:pPr>
+        <w:spacing w:after="80"/>
+      </w:pPr>
       <w:r>
-        <w:t>Не сумев соединиться с любимой, Синан не смог вычеркнуть эту любовь из сердца и старался сохранить её со всей тонкостью в своём искусстве.</w:t>
+        <w:t>По преданию, Синан не смог забыть любимую и воплотил свои чувства в тонкой красоте архитектуры.</w:t>
       </w:r>
     </w:p>
     <w:p>
+      <w:pPr/>
       <w:r>
         <w:t>По заказу двора архитектор Синан возвёл в Ускюдаре мечеть Михримах Султан и превратил её в величественный памятник зодчества. В преданиях говорится, что изящный силуэт мечети напоминает очертания женщины, чьи юбки мягко стелются до земли.</w:t>
       </w:r>
     </w:p>
     <w:p>
+      <w:pPr/>
       <w:r>
         <w:t>Позже Синан построил для Михримах Султан вторую мечеть у Эдирнекапы — на одном из самых высоких мест Стамбула. По размерам здание сравнительно невелико, но выделяется редкостной лёгкостью и светом. Тонкий минарет, множество окон вокруг купола и изысканное внутреннее убранство придают мечети особую воздушность. По преданию, некоторые узоры и украшения выполнены так, чтобы напоминать длинные волосы Михримах Султан.</w:t>
       </w:r>
     </w:p>
     <w:p>
+      <w:pPr/>
       <w:r>
         <w:t>Так в Стамбуле появились два великолепных архитектурных творения, которые, как говорят, посвящены одной любви.</w:t>
       </w:r>
     </w:p>
     <w:p>
+      <w:pPr/>
       <w:r>
         <w:t>Самый трогательный момент предания — встреча Солнца и Луны. Говорят, в Стамбуле есть точка, откуда видны обе мечети Михримах Султан — и у Эдирнекапы, и в Ускюдаре. В дни весеннего равноденствия, если смотреть оттуда, за минаретом мечети у Эдирнекапы садится ало-красное Солнце, а в тот же миг из-за мечети в Ускюдаре восходит Луна.</w:t>
       </w:r>
     </w:p>
     <w:p>
+      <w:pPr>
+        <w:spacing w:after="80"/>
+      </w:pPr>
       <w:r>
         <w:t>Михримах — Солнце и Луна…</w:t>
       </w:r>
     </w:p>
     <w:p>
+      <w:pPr/>
       <w:r>
         <w:t>Это зрелище вызывает восхищение и будит воображение: плод ли это точного архитектурного расчёта Синана — или романтическое предание, возникшее позже?</w:t>
       </w:r>
     </w:p>
     <w:p>
+      <w:pPr>
+        <w:keepNext/>
+      </w:pPr>
       <w:r>
         <w:t>Как бы ни обстояло дело с истиной, эта история стала одной из прекраснейших стамбульских легенд, соединяющих искусство архитектора Синана с именем Михримах Султан.</w:t>
       </w:r>
     </w:p>
     <w:p>
+      <w:pPr>
+        <w:keepNext/>
+        <w:keepLines/>
+        <w:spacing w:before="160"/>
+      </w:pPr>
       <w:r>
-        <w:t>Мораль: Соединиться с любимым человеком дано не всегда. Иногда человек превращает свою любовь в такое творение, что это чувство переживает того, кто его носил.</w:t>
+        <w:rPr>
+          <w:b/>
+        </w:rPr>
+        <w:t>Мораль:</w:t>
+      </w:r>
+      <w:r>
+        <w:t xml:space="preserve"> Соединиться с любимым человеком дано не всегда. Иногда человек превращает свою любовь в такое творение, что это чувство переживает того, кто его носил.</w:t>
       </w:r>
     </w:p>
     <w:p>
+      <w:pPr>
+        <w:spacing w:after="80"/>
+      </w:pPr>
       <w:r>
+        <w:rPr>
+          <w:i/>
+          <w:sz w:val="18"/>
+        </w:rPr>
         <w:t>«История взята из открытых источников Интернета.»</w:t>
       </w:r>
     </w:p>
     <w:sectPr>
-      <w:pgSz w:w="12240" w:h="15840"/>
-      <w:pgMar w:top="1440" w:right="1800" w:bottom="1440" w:left="1800" w:header="720" w:footer="720" w:gutter="0"/>
+      <w:pgSz w:w="11909" w:h="16834"/>
+      <w:pgMar w:top="1152" w:right="1224" w:bottom="1152" w:left="1224" w:header="720" w:footer="720" w:gutter="0"/>
       <w:cols w:space="720"/>
       <w:docGrid w:linePitch="360"/>
     </w:sectPr>
@@ -440,6 +477,16 @@
     <w:name w:val="Normal"/>
     <w:qFormat/>
     <w:rsid w:val="00FC693F"/>
+    <w:pPr>
+      <w:widowControl/>
+      <w:spacing w:after="120" w:line="269" w:lineRule="auto"/>
+    </w:pPr>
+    <w:rPr>
+      <w:rFonts w:ascii="Arial" w:hAnsi="Arial"/>
+      <w:color w:val="000000"/>
+      <w:sz w:val="22"/>
+      <w:lang w:val="ru-RU"/>
+    </w:rPr>
   </w:style>
   <w:style w:type="paragraph" w:styleId="Header">
     <w:name w:val="header"/>
@@ -782,18 +829,20 @@
     <w:qFormat/>
     <w:rsid w:val="00FC693F"/>
     <w:pPr>
+      <w:keepNext/>
       <w:pBdr>
         <w:bottom w:val="single" w:sz="8" w:space="4" w:color="4F81BD" w:themeColor="accent1"/>
       </w:pBdr>
-      <w:spacing w:after="300" w:line="240" w:lineRule="auto"/>
+      <w:spacing w:after="280" w:line="240" w:lineRule="auto"/>
       <w:contextualSpacing/>
     </w:pPr>
     <w:rPr>
-      <w:rFonts w:asciiTheme="majorHAnsi" w:eastAsiaTheme="majorEastAsia" w:hAnsiTheme="majorHAnsi" w:cstheme="majorBidi"/>
-      <w:color w:val="17365D" w:themeColor="text2" w:themeShade="BF"/>
+      <w:rFonts w:asciiTheme="majorHAnsi" w:eastAsiaTheme="majorEastAsia" w:hAnsiTheme="majorHAnsi" w:cstheme="majorBidi" w:ascii="Arial" w:hAnsi="Arial"/>
+      <w:b/>
+      <w:color w:val="000000"/>
       <w:spacing w:val="5"/>
       <w:kern w:val="28"/>
-      <w:sz w:val="52"/>
+      <w:sz w:val="34"/>
       <w:szCs w:val="52"/>
     </w:rPr>
   </w:style>
